--- a/DOCS_DA_CONVERTIRE/stabile-legno-vandini_fr.docx
+++ b/DOCS_DA_CONVERTIRE/stabile-legno-vandini_fr.docx
@@ -3,30 +3,30 @@
 <w:document xmlns:wpc="http://schemas.microsoft.com/office/word/2010/wordprocessingCanvas" xmlns:cx="http://schemas.microsoft.com/office/drawing/2014/chartex" xmlns:cx1="http://schemas.microsoft.com/office/drawing/2015/9/8/chartex" xmlns:cx2="http://schemas.microsoft.com/office/drawing/2015/10/21/chartex" xmlns:cx3="http://schemas.microsoft.com/office/drawing/2016/5/9/chartex" xmlns:cx4="http://schemas.microsoft.com/office/drawing/2016/5/10/chartex" xmlns:cx5="http://schemas.microsoft.com/office/drawing/2016/5/11/chartex" xmlns:cx6="http://schemas.microsoft.com/office/drawing/2016/5/12/chartex" xmlns:cx7="http://schemas.microsoft.com/office/drawing/2016/5/13/chartex" xmlns:cx8="http://schemas.microsoft.com/office/drawing/2016/5/14/chartex" xmlns:mc="http://schemas.openxmlformats.org/markup-compatibility/2006" xmlns:aink="http://schemas.microsoft.com/office/drawing/2016/ink" xmlns:am3d="http://schemas.microsoft.com/office/drawing/2017/model3d" xmlns:o="urn:schemas-microsoft-com:office:office" xmlns:oel="http://schemas.microsoft.com/office/2019/extlst" xmlns:r="http://schemas.openxmlformats.org/officeDocument/2006/relationships" xmlns:m="http://schemas.openxmlformats.org/officeDocument/2006/math" xmlns:v="urn:schemas-microsoft-com:vml" xmlns:wp14="http://schemas.microsoft.com/office/word/2010/wordprocessingDrawing" xmlns:wp="http://schemas.openxmlformats.org/drawingml/2006/wordprocessingDrawing" xmlns:w10="urn:schemas-microsoft-com:office:word" xmlns:w="http://schemas.openxmlformats.org/wordprocessingml/2006/main" xmlns:w14="http://schemas.microsoft.com/office/word/2010/wordml" xmlns:w15="http://schemas.microsoft.com/office/word/2012/wordml" xmlns:w16cex="http://schemas.microsoft.com/office/word/2018/wordml/cex" xmlns:w16cid="http://schemas.microsoft.com/office/word/2016/wordml/cid" xmlns:w16="http://schemas.microsoft.com/office/word/2018/wordml" xmlns:w16du="http://schemas.microsoft.com/office/word/2023/wordml/word16du" xmlns:w16sdtdh="http://schemas.microsoft.com/office/word/2020/wordml/sdtdatahash" xmlns:w16sdtfl="http://schemas.microsoft.com/office/word/2024/wordml/sdtformatlock" xmlns:w16se="http://schemas.microsoft.com/office/word/2015/wordml/symex" xmlns:wpg="http://schemas.microsoft.com/office/word/2010/wordprocessingGroup" xmlns:wpi="http://schemas.microsoft.com/office/word/2010/wordprocessingInk" xmlns:wne="http://schemas.microsoft.com/office/word/2006/wordml" xmlns:wps="http://schemas.microsoft.com/office/word/2010/wordprocessingShape" mc:Ignorable="w14 w15 w16se w16cid w16 w16cex w16sdtdh w16sdtfl w16du wp14">
   <w:body>
     <w:p>
-      <w:pPr xmlns:w="http://schemas.openxmlformats.org/wordprocessingml/2006/main">
+      <w:pPr>
         <w:pStyle w:val="Titolo1"/>
       </w:pPr>
-      <w:r xmlns:w="http://schemas.openxmlformats.org/wordprocessingml/2006/main">
-        <w:t xml:space="preserve">Le bâtiment en bois de la Via del Porto : une œuvre d'Aldo Vandini</w:t>
-      </w:r>
-    </w:p>
-    <w:p>
-      <w:r xmlns:w="http://schemas.openxmlformats.org/wordprocessingml/2006/main">
-        <w:t xml:space="preserve">Bienvenue au 11, Via del Porto. Devant vous se dresse l'un des exemples les plus remarquables d'architecture durable au cœur de Bologne. Cet édifice, conçu par l'architecte Aldo Vandini, représente une réussite : l'intégration d'une structure moderne et technologiquement avancée dans un contexte historique riche et complexe.</w:t>
-      </w:r>
-    </w:p>
-    <w:p>
-      <w:pPr xmlns:w="http://schemas.openxmlformats.org/wordprocessingml/2006/main">
+      <w:r>
+        <w:t>Le bâtiment en bois de la Via del Porto : une œuvre d'Aldo Vandini</w:t>
+      </w:r>
+    </w:p>
+    <w:p>
+      <w:r>
+        <w:t>Bienvenue dans la Via del Porto 11. Devant vous se trouve l'un des exemples les plus significatifs d'architecture durable au cœur de Bologne. Ce bâtiment, conçu par l'architecte Aldo Vandini, représente un défi réussi : intégrer une structure moderne et technologiquement avancée dans un contexte historique stratifié.</w:t>
+      </w:r>
+    </w:p>
+    <w:p>
+      <w:pPr>
         <w:jc w:val="center"/>
         <w:rPr>
           <w:noProof/>
         </w:rPr>
       </w:pPr>
-      <w:r xmlns:w="http://schemas.openxmlformats.org/wordprocessingml/2006/main" xmlns:wp="http://schemas.openxmlformats.org/drawingml/2006/wordprocessingDrawing" xmlns:wp14="http://schemas.microsoft.com/office/word/2010/wordprocessingDrawing" xmlns:r="http://schemas.openxmlformats.org/officeDocument/2006/relationships">
+      <w:r>
         <w:rPr>
           <w:noProof/>
         </w:rPr>
-        <w:drawing xmlns:w="http://schemas.openxmlformats.org/wordprocessingml/2006/main" xmlns:wp="http://schemas.openxmlformats.org/drawingml/2006/wordprocessingDrawing" xmlns:wp14="http://schemas.microsoft.com/office/word/2010/wordprocessingDrawing" xmlns:r="http://schemas.openxmlformats.org/officeDocument/2006/relationships">
+        <w:drawing>
           <wp:inline distT="0" distB="0" distL="0" distR="0" wp14:anchorId="31F8849A" wp14:editId="6F6A19C1">
             <wp:extent cx="1264920" cy="1615440"/>
             <wp:effectExtent l="0" t="0" r="0" b="3810"/>
@@ -68,46 +68,64 @@
           </wp:inline>
         </w:drawing>
       </w:r>
-      <w:r xmlns:w="http://schemas.openxmlformats.org/wordprocessingml/2006/main">
+      <w:r>
         <w:rPr>
           <w:noProof/>
         </w:rPr>
-        <w:br xmlns:w="http://schemas.openxmlformats.org/wordprocessingml/2006/main"/>
-      </w:r>
-      <w:r xmlns:w="http://schemas.openxmlformats.org/wordprocessingml/2006/main">
+        <w:br/>
+      </w:r>
+      <w:r>
         <w:rPr>
           <w:noProof/>
         </w:rPr>
-        <w:t xml:space="preserve">[SPLIT_BLOCK:stable-wood-vandini-one]</w:t>
-      </w:r>
-    </w:p>
-    <w:p>
-      <w:r xmlns:w="http://schemas.openxmlformats.org/wordprocessingml/2006/main">
-        <w:t xml:space="preserve">Construit avec une structure porteuse en bois (technologie X- </w:t>
-      </w:r>
-      <w:proofErr xmlns:w="http://schemas.openxmlformats.org/wordprocessingml/2006/main" w:type="spellStart"/>
-      <w:r xmlns:w="http://schemas.openxmlformats.org/wordprocessingml/2006/main">
-        <w:t xml:space="preserve">Lam </w:t>
-      </w:r>
-      <w:proofErr xmlns:w="http://schemas.openxmlformats.org/wordprocessingml/2006/main" w:type="spellEnd"/>
-      <w:r xmlns:w="http://schemas.openxmlformats.org/wordprocessingml/2006/main">
-        <w:t xml:space="preserve">), le bâtiment se distingue par sa haute performance énergétique et l'utilisation de matériaux naturels. Aldo Vandini a cherché à créer un « dialogue des matériaux » : la chaleur du bois à l'intérieur et une façade extérieure qui, tout en étant contemporaine, respecte les rythmes et les proportions des bâtiments bolonais environnants.</w:t>
+        <w:t>[</w:t>
+      </w:r>
+      <w:r>
+        <w:rPr>
+          <w:noProof/>
+        </w:rPr>
+        <w:t>SPLIT_BLOCK :</w:t>
+      </w:r>
+      <w:r>
+        <w:rPr>
+          <w:noProof/>
+        </w:rPr>
+        <w:t>lavabos-en-bois-écurie-un</w:t>
+      </w:r>
+      <w:r>
+        <w:rPr>
+          <w:noProof/>
+        </w:rPr>
+        <w:t>]</w:t>
+      </w:r>
+    </w:p>
+    <w:p>
+      <w:r>
+        <w:t>Fabriqué avec une structure porteuse en bois (technologie X</w:t>
+      </w:r>
+      <w:proofErr w:type="spellStart"/>
+      <w:r>
+        <w:t>Lam</w:t>
+      </w:r>
+      <w:proofErr w:type="spellEnd"/>
+      <w:r>
+        <w:t>), le bâtiment se distingue par sa haute performance énergétique et l'utilisation de matériaux naturels. Aldo Vandini a voulu créer un « dialogue matériel » : la chaleur du bois à l'intérieur et une façade extérieure qui, bien que contemporaine, respecte les rythmes et les proportions des bâtiments bolognais environnants.</w:t>
       </w:r>
     </w:p>
     <w:p/>
     <w:p>
-      <w:pPr xmlns:w="http://schemas.openxmlformats.org/wordprocessingml/2006/main">
+      <w:pPr>
         <w:jc w:val="center"/>
         <w:rPr>
           <w:noProof/>
           <w:u w:val="single"/>
         </w:rPr>
       </w:pPr>
-      <w:r xmlns:w="http://schemas.openxmlformats.org/wordprocessingml/2006/main" xmlns:wp="http://schemas.openxmlformats.org/drawingml/2006/wordprocessingDrawing" xmlns:wp14="http://schemas.microsoft.com/office/word/2010/wordprocessingDrawing" xmlns:r="http://schemas.openxmlformats.org/officeDocument/2006/relationships">
+      <w:r>
         <w:rPr>
           <w:noProof/>
         </w:rPr>
-        <w:drawing xmlns:w="http://schemas.openxmlformats.org/wordprocessingml/2006/main" xmlns:wp="http://schemas.openxmlformats.org/drawingml/2006/wordprocessingDrawing" xmlns:wp14="http://schemas.microsoft.com/office/word/2010/wordprocessingDrawing" xmlns:r="http://schemas.openxmlformats.org/officeDocument/2006/relationships">
+        <w:drawing>
           <wp:inline distT="0" distB="0" distL="0" distR="0" wp14:anchorId="4A0F86BD" wp14:editId="4360B0C4">
             <wp:extent cx="6120130" cy="3903980"/>
             <wp:effectExtent l="0" t="0" r="0" b="1270"/>
@@ -149,178 +167,199 @@
           </wp:inline>
         </w:drawing>
       </w:r>
-      <w:r xmlns:w="http://schemas.openxmlformats.org/wordprocessingml/2006/main">
-        <w:br xmlns:w="http://schemas.openxmlformats.org/wordprocessingml/2006/main"/>
-      </w:r>
-      <w:r xmlns:w="http://schemas.openxmlformats.org/wordprocessingml/2006/main">
+      <w:r>
+        <w:br/>
+      </w:r>
+      <w:r>
         <w:rPr>
           <w:noProof/>
         </w:rPr>
-        <w:t xml:space="preserve">[SPLIT_BLOCK: image_name_two.jpg </w:t>
-      </w:r>
-      <w:r xmlns:w="http://schemas.openxmlformats.org/wordprocessingml/2006/main">
+        <w:t>[</w:t>
+      </w:r>
+      <w:r>
+        <w:rPr>
+          <w:noProof/>
+        </w:rPr>
+        <w:t>SPLIT_BLOCK :</w:t>
+      </w:r>
+      <w:r>
+        <w:rPr>
+          <w:noProof/>
+        </w:rPr>
+        <w:t xml:space="preserve"> </w:t>
+      </w:r>
+      <w:r>
+        <w:rPr>
+          <w:noProof/>
+        </w:rPr>
+        <w:t>image_name_two</w:t>
+      </w:r>
+      <w:r>
+        <w:rPr>
+          <w:noProof/>
+        </w:rPr>
+        <w:t>.jpg</w:t>
+      </w:r>
+      <w:r>
         <w:rPr>
           <w:noProof/>
           <w:u w:val="single"/>
         </w:rPr>
-        <w:t xml:space="preserve">]</w:t>
-      </w:r>
-    </w:p>
-    <w:p>
-      <w:r xmlns:w="http://schemas.openxmlformats.org/wordprocessingml/2006/main">
-        <w:lastRenderedPageBreak xmlns:w="http://schemas.openxmlformats.org/wordprocessingml/2006/main"/>
-      </w:r>
-      <w:r xmlns:w="http://schemas.openxmlformats.org/wordprocessingml/2006/main">
-        <w:t xml:space="preserve">Malgré son aspect massif et parfaitement intégré, le choix du bois a permis une construction rapide et un impact environnemental minimal. C'est un bâtiment qui « respire », capable de maintenir une température idéale en toute saison sans gaspillage d'énergie, démontrant ainsi que </w:t>
-      </w:r>
-      <w:r xmlns:w="http://schemas.openxmlformats.org/wordprocessingml/2006/main">
+        <w:t>]</w:t>
+      </w:r>
+    </w:p>
+    <w:p>
+      <w:r>
+        <w:t>Malgré l'aspect solide et parfaitement intégré, le choix du bois a permis une construction rapide et un impact environnemental minimisé. C'est un bâtiment qui « respire », capable de maintenir une température idéale en toute saison sans gaspiller d'énergie, démontrant que</w:t>
+      </w:r>
+      <w:r>
         <w:rPr>
           <w:u w:val="single"/>
         </w:rPr>
-        <w:t xml:space="preserve">même </w:t>
-      </w:r>
-      <w:r xmlns:w="http://schemas.openxmlformats.org/wordprocessingml/2006/main">
-        <w:t xml:space="preserve">en plein cœur historique, il est possible de construire en pensant à l'avenir de la planète.</w:t>
-      </w:r>
-    </w:p>
-    <w:p>
-      <w:r xmlns:w="http://schemas.openxmlformats.org/wordprocessingml/2006/main">
-        <w:t xml:space="preserve">La technologie </w:t>
-      </w:r>
-      <w:r xmlns:w="http://schemas.openxmlformats.org/wordprocessingml/2006/main">
+        <w:t>Aussi</w:t>
+      </w:r>
+      <w:r>
+        <w:t>dans le centre historique, on peut construire en regardant vers l'avenir de la planète.</w:t>
+      </w:r>
+    </w:p>
+    <w:p>
+      <w:r>
+        <w:t>La technologie</w:t>
+      </w:r>
+      <w:r>
         <w:rPr>
           <w:b/>
           <w:bCs/>
         </w:rPr>
-        <w:t xml:space="preserve">X- </w:t>
-      </w:r>
-      <w:proofErr xmlns:w="http://schemas.openxmlformats.org/wordprocessingml/2006/main" w:type="spellStart"/>
-      <w:r xmlns:w="http://schemas.openxmlformats.org/wordprocessingml/2006/main">
+        <w:t>X-</w:t>
+      </w:r>
+      <w:proofErr w:type="spellStart"/>
+      <w:r>
         <w:rPr>
           <w:b/>
           <w:bCs/>
         </w:rPr>
-        <w:t xml:space="preserve">Lam </w:t>
-      </w:r>
-      <w:proofErr xmlns:w="http://schemas.openxmlformats.org/wordprocessingml/2006/main" w:type="spellEnd"/>
-      <w:r xmlns:w="http://schemas.openxmlformats.org/wordprocessingml/2006/main">
-        <w:t xml:space="preserve">(également connue sous le nom de </w:t>
-      </w:r>
-      <w:r xmlns:w="http://schemas.openxmlformats.org/wordprocessingml/2006/main">
+        <w:t>Lam</w:t>
+      </w:r>
+      <w:proofErr w:type="spellEnd"/>
+      <w:r>
+        <w:t>(également connu sous le nom</w:t>
+      </w:r>
+      <w:r>
         <w:rPr>
           <w:b/>
           <w:bCs/>
         </w:rPr>
-        <w:t xml:space="preserve">CLT </w:t>
-      </w:r>
-      <w:r xmlns:w="http://schemas.openxmlformats.org/wordprocessingml/2006/main">
-        <w:t xml:space="preserve">, abréviation </w:t>
-      </w:r>
-      <w:r xmlns:w="http://schemas.openxmlformats.org/wordprocessingml/2006/main">
+        <w:t>CLT</w:t>
+      </w:r>
+      <w:r>
+        <w:t>, de l'anglais</w:t>
+      </w:r>
+      <w:r>
         <w:rPr>
           <w:i/>
           <w:iCs/>
         </w:rPr>
-        <w:t xml:space="preserve">de Cross </w:t>
-      </w:r>
-      <w:proofErr xmlns:w="http://schemas.openxmlformats.org/wordprocessingml/2006/main" w:type="spellStart"/>
-      <w:r xmlns:w="http://schemas.openxmlformats.org/wordprocessingml/2006/main">
+        <w:t>Croix</w:t>
+      </w:r>
+      <w:proofErr w:type="spellStart"/>
+      <w:r>
         <w:rPr>
           <w:i/>
           <w:iCs/>
         </w:rPr>
-        <w:t xml:space="preserve">Laminated </w:t>
-      </w:r>
-      <w:proofErr xmlns:w="http://schemas.openxmlformats.org/wordprocessingml/2006/main" w:type="spellEnd"/>
-      <w:r xmlns:w="http://schemas.openxmlformats.org/wordprocessingml/2006/main">
+        <w:t>Feuilleté</w:t>
+      </w:r>
+      <w:proofErr w:type="spellEnd"/>
+      <w:r>
         <w:rPr>
           <w:i/>
           <w:iCs/>
         </w:rPr>
-        <w:t xml:space="preserve">Timber </w:t>
-      </w:r>
-      <w:r xmlns:w="http://schemas.openxmlformats.org/wordprocessingml/2006/main">
-        <w:t xml:space="preserve">) représente l'une des innovations les plus importantes dans le domaine de la construction durable. Il s'agit d'un système de construction basé sur des panneaux de bois massif lamellés-croisés.</w:t>
-      </w:r>
-    </w:p>
-    <w:p>
-      <w:pPr xmlns:w="http://schemas.openxmlformats.org/wordprocessingml/2006/main">
+        <w:t>Bois</w:t>
+      </w:r>
+      <w:r>
+        <w:t>) représente l'une des innovations les plus significatives dans le domaine de la construction durable. Il s’agit d’un système constructif basé sur des panneaux lamellés-croisés en bois massif lamellé-croisé.</w:t>
+      </w:r>
+    </w:p>
+    <w:p>
+      <w:pPr>
         <w:pStyle w:val="Titolo2"/>
       </w:pPr>
-      <w:r xmlns:w="http://schemas.openxmlformats.org/wordprocessingml/2006/main">
-        <w:t xml:space="preserve">Comment est fabriqué un panneau X- </w:t>
-      </w:r>
-      <w:proofErr xmlns:w="http://schemas.openxmlformats.org/wordprocessingml/2006/main" w:type="spellStart"/>
-      <w:r xmlns:w="http://schemas.openxmlformats.org/wordprocessingml/2006/main">
-        <w:t xml:space="preserve">Lam </w:t>
-      </w:r>
-      <w:proofErr xmlns:w="http://schemas.openxmlformats.org/wordprocessingml/2006/main" w:type="spellEnd"/>
-      <w:r xmlns:w="http://schemas.openxmlformats.org/wordprocessingml/2006/main">
-        <w:t xml:space="preserve">?</w:t>
-      </w:r>
-    </w:p>
-    <w:p>
-      <w:r xmlns:w="http://schemas.openxmlformats.org/wordprocessingml/2006/main">
-        <w:t xml:space="preserve">Un panneau X- </w:t>
-      </w:r>
-      <w:proofErr xmlns:w="http://schemas.openxmlformats.org/wordprocessingml/2006/main" w:type="spellStart"/>
-      <w:r xmlns:w="http://schemas.openxmlformats.org/wordprocessingml/2006/main">
-        <w:t xml:space="preserve">Lam </w:t>
-      </w:r>
-      <w:proofErr xmlns:w="http://schemas.openxmlformats.org/wordprocessingml/2006/main" w:type="spellEnd"/>
-      <w:r xmlns:w="http://schemas.openxmlformats.org/wordprocessingml/2006/main">
-        <w:t xml:space="preserve">est composé de plusieurs couches (généralement 3, 5 ou 7) de planches de bois de conifères séchées (souvent du sapin), empilées de manière à ce que le fil du bois de chaque couche soit </w:t>
-      </w:r>
-      <w:r xmlns:w="http://schemas.openxmlformats.org/wordprocessingml/2006/main">
+      <w:r>
+        <w:t>Comment est fabriqué un panneau X</w:t>
+      </w:r>
+      <w:proofErr w:type="spellStart"/>
+      <w:r>
+        <w:t>Lam</w:t>
+      </w:r>
+      <w:proofErr w:type="spellEnd"/>
+      <w:r>
+        <w:t>?</w:t>
+      </w:r>
+    </w:p>
+    <w:p>
+      <w:r>
+        <w:t>Un panneau X</w:t>
+      </w:r>
+      <w:proofErr w:type="spellStart"/>
+      <w:r>
+        <w:t>Lam</w:t>
+      </w:r>
+      <w:proofErr w:type="spellEnd"/>
+      <w:r>
+        <w:t>il est composé de plusieurs couches (généralement 3, 5 ou 7) de planches de bois de conifère (souvent du sapin), séchées et superposées de manière à ce que le grain de chaque couche soit</w:t>
+      </w:r>
+      <w:r>
         <w:rPr>
           <w:b/>
           <w:bCs/>
         </w:rPr>
-        <w:t xml:space="preserve">tourné de 90° </w:t>
-      </w:r>
-      <w:r xmlns:w="http://schemas.openxmlformats.org/wordprocessingml/2006/main">
-        <w:t xml:space="preserve">par rapport à la couche adjacente. Les couches sont ensuite collées ensemble sous forte pression.</w:t>
-      </w:r>
-    </w:p>
-    <w:p>
-      <w:r xmlns:w="http://schemas.openxmlformats.org/wordprocessingml/2006/main">
-        <w:t xml:space="preserve">Cette configuration « croisée » confère au matériau des propriétés exceptionnelles :</w:t>
-      </w:r>
-    </w:p>
-    <w:p>
-      <w:pPr xmlns:w="http://schemas.openxmlformats.org/wordprocessingml/2006/main">
+        <w:t>tourné à 90°</w:t>
+      </w:r>
+      <w:r>
+        <w:t>par rapport à celui adjacent. Les couches sont ensuite collées sous forte pression.</w:t>
+      </w:r>
+    </w:p>
+    <w:p>
+      <w:r>
+        <w:t>Cette configuration « croisée » confère au matériau des propriétés exceptionnelles :</w:t>
+      </w:r>
+    </w:p>
+    <w:p>
+      <w:pPr>
         <w:numPr>
           <w:ilvl w:val="0"/>
           <w:numId w:val="9"/>
         </w:numPr>
       </w:pPr>
-      <w:r xmlns:w="http://schemas.openxmlformats.org/wordprocessingml/2006/main">
+      <w:r>
         <w:rPr>
           <w:b/>
           <w:bCs/>
         </w:rPr>
-        <w:t xml:space="preserve">Stabilité dimensionnelle : </w:t>
-      </w:r>
-      <w:r xmlns:w="http://schemas.openxmlformats.org/wordprocessingml/2006/main">
-        <w:t xml:space="preserve">Les variations du bois dues à l'humidité sont annulées par la disposition orthogonale des couches.</w:t>
-      </w:r>
-    </w:p>
-    <w:p>
-      <w:pPr xmlns:w="http://schemas.openxmlformats.org/wordprocessingml/2006/main">
+        <w:t>Stabilité dimensionnelle :</w:t>
+      </w:r>
+      <w:r>
+        <w:t>Les variations du bois dues à l'humidité sont annulées par la disposition orthogonale des couches.</w:t>
+      </w:r>
+    </w:p>
+    <w:p>
+      <w:pPr>
         <w:numPr>
           <w:ilvl w:val="0"/>
           <w:numId w:val="9"/>
         </w:numPr>
       </w:pPr>
-      <w:r xmlns:w="http://schemas.openxmlformats.org/wordprocessingml/2006/main">
+      <w:r>
         <w:rPr>
           <w:b/>
           <w:bCs/>
         </w:rPr>
-        <w:t xml:space="preserve">Résistance mécanique : </w:t>
-      </w:r>
-      <w:r xmlns:w="http://schemas.openxmlformats.org/wordprocessingml/2006/main">
-        <w:t xml:space="preserve">Le panneau peut supporter des charges très élevées, se comportant comme une « plaque » rigide, semblable au béton armé mais beaucoup plus légère.</w:t>
+        <w:t>Résistance mécanique :</w:t>
+      </w:r>
+      <w:r>
+        <w:t>Le panneau peut supporter des charges très élevées, se comportant comme une « dalle » rigide, semblable au béton armé mais beaucoup plus légère.</w:t>
       </w:r>
     </w:p>
     <w:p>
@@ -332,18 +371,18 @@
     </w:p>
     <w:p/>
     <w:p>
-      <w:pPr xmlns:w="http://schemas.openxmlformats.org/wordprocessingml/2006/main">
+      <w:pPr>
         <w:jc w:val="center"/>
         <w:rPr>
           <w:noProof/>
           <w:u w:val="single"/>
         </w:rPr>
       </w:pPr>
-      <w:r xmlns:w="http://schemas.openxmlformats.org/wordprocessingml/2006/main" xmlns:wp="http://schemas.openxmlformats.org/drawingml/2006/wordprocessingDrawing" xmlns:wp14="http://schemas.microsoft.com/office/word/2010/wordprocessingDrawing" xmlns:r="http://schemas.openxmlformats.org/officeDocument/2006/relationships">
+      <w:r>
         <w:rPr>
           <w:noProof/>
         </w:rPr>
-        <w:drawing xmlns:w="http://schemas.openxmlformats.org/wordprocessingml/2006/main" xmlns:wp="http://schemas.openxmlformats.org/drawingml/2006/wordprocessingDrawing" xmlns:wp14="http://schemas.microsoft.com/office/word/2010/wordprocessingDrawing" xmlns:r="http://schemas.openxmlformats.org/officeDocument/2006/relationships">
+        <w:drawing>
           <wp:inline distT="0" distB="0" distL="0" distR="0" wp14:anchorId="3BAA3609" wp14:editId="55B2E356">
             <wp:extent cx="2895600" cy="1581150"/>
             <wp:effectExtent l="0" t="0" r="0" b="0"/>
@@ -385,37 +424,91 @@
           </wp:inline>
         </w:drawing>
       </w:r>
-      <w:r xmlns:w="http://schemas.openxmlformats.org/wordprocessingml/2006/main">
-        <w:br xmlns:w="http://schemas.openxmlformats.org/wordprocessingml/2006/main"/>
-      </w:r>
-      <w:r xmlns:w="http://schemas.openxmlformats.org/wordprocessingml/2006/main">
+      <w:r>
+        <w:br/>
+      </w:r>
+      <w:r>
         <w:rPr>
           <w:noProof/>
         </w:rPr>
-        <w:t xml:space="preserve">[SPLIT_BLOCK: X-Lam technology.jpg </w:t>
-      </w:r>
-      <w:r xmlns:w="http://schemas.openxmlformats.org/wordprocessingml/2006/main">
+        <w:t>[SPLIT_BLOCK:</w:t>
+      </w:r>
+      <w:r>
+        <w:rPr>
+          <w:noProof/>
+        </w:rPr>
+        <w:t xml:space="preserve"> </w:t>
+      </w:r>
+      <w:r>
+        <w:rPr>
+          <w:noProof/>
+        </w:rPr>
+        <w:t>Technologie X-Lam.jpg</w:t>
+      </w:r>
+      <w:r>
         <w:rPr>
           <w:noProof/>
           <w:u w:val="single"/>
         </w:rPr>
-        <w:t xml:space="preserve">]</w:t>
+        <w:t>]</w:t>
       </w:r>
     </w:p>
     <w:p/>
     <w:p>
-      <w:r xmlns:w="http://schemas.openxmlformats.org/wordprocessingml/2006/main">
-        <w:t xml:space="preserve">{ </w:t>
-      </w:r>
-      <w:r xmlns:w="http://schemas.openxmlformats.org/wordprocessingml/2006/main">
+      <w:r>
+        <w:t>{</w:t>
+      </w:r>
+      <w:r>
         <w:rPr>
           <w:i/>
           <w:iCs/>
         </w:rPr>
-        <w:t xml:space="preserve">Remplacez cette phrase délimitée par des accolades (accolades comprises) par le texte du document qui doit être placé entre la deuxième et la troisième image </w:t>
-      </w:r>
-      <w:r xmlns:w="http://schemas.openxmlformats.org/wordprocessingml/2006/main">
-        <w:t xml:space="preserve">. }</w:t>
+        <w:t>remplacer cette phrase délimitée par des accolades</w:t>
+      </w:r>
+      <w:r>
+        <w:rPr>
+          <w:i/>
+          <w:iCs/>
+        </w:rPr>
+        <w:t>(y compris les accolades)</w:t>
+      </w:r>
+      <w:r>
+        <w:rPr>
+          <w:i/>
+          <w:iCs/>
+        </w:rPr>
+        <w:t>avec le texte du document à placer</w:t>
+      </w:r>
+      <w:r>
+        <w:rPr>
+          <w:i/>
+          <w:iCs/>
+        </w:rPr>
+        <w:t>entre la seconde</w:t>
+      </w:r>
+      <w:r>
+        <w:rPr>
+          <w:i/>
+          <w:iCs/>
+        </w:rPr>
+        <w:t xml:space="preserve"> </w:t>
+      </w:r>
+      <w:r>
+        <w:rPr>
+          <w:i/>
+          <w:iCs/>
+        </w:rPr>
+        <w:t>et le troisième</w:t>
+      </w:r>
+      <w:r>
+        <w:rPr>
+          <w:i/>
+          <w:iCs/>
+        </w:rPr>
+        <w:t>image</w:t>
+      </w:r>
+      <w:r>
+        <w:t>}</w:t>
       </w:r>
     </w:p>
     <w:p>
@@ -427,118 +520,117 @@
       </w:pPr>
     </w:p>
     <w:p>
-      <w:pPr xmlns:w="http://schemas.openxmlformats.org/wordprocessingml/2006/main">
+      <w:pPr>
         <w:rPr>
           <w:b/>
           <w:bCs/>
         </w:rPr>
       </w:pPr>
-      <w:r xmlns:w="http://schemas.openxmlformats.org/wordprocessingml/2006/main">
+      <w:r>
         <w:rPr>
           <w:b/>
           <w:bCs/>
         </w:rPr>
-        <w:t xml:space="preserve">Les principaux avantages</w:t>
-      </w:r>
-    </w:p>
-    <w:p>
-      <w:r xmlns:w="http://schemas.openxmlformats.org/wordprocessingml/2006/main">
-        <w:t xml:space="preserve">L'utilisation du X- </w:t>
-      </w:r>
-      <w:proofErr xmlns:w="http://schemas.openxmlformats.org/wordprocessingml/2006/main" w:type="spellStart"/>
-      <w:r xmlns:w="http://schemas.openxmlformats.org/wordprocessingml/2006/main">
-        <w:t xml:space="preserve">Lam </w:t>
-      </w:r>
-      <w:proofErr xmlns:w="http://schemas.openxmlformats.org/wordprocessingml/2006/main" w:type="spellEnd"/>
-      <w:r xmlns:w="http://schemas.openxmlformats.org/wordprocessingml/2006/main">
-        <w:t xml:space="preserve">révolutionne la façon de construire pour plusieurs raisons :</w:t>
-      </w:r>
-    </w:p>
-    <w:p>
-      <w:pPr xmlns:w="http://schemas.openxmlformats.org/wordprocessingml/2006/main">
+        <w:t>Les principaux avantages</w:t>
+      </w:r>
+    </w:p>
+    <w:p>
+      <w:r>
+        <w:t>L'utilisation du</w:t>
+      </w:r>
+      <w:proofErr w:type="spellStart"/>
+      <w:r>
+        <w:t>Lam</w:t>
+      </w:r>
+      <w:proofErr w:type="spellEnd"/>
+      <w:r>
+        <w:t>révolutionne la manière de construire pour plusieurs raisons :</w:t>
+      </w:r>
+    </w:p>
+    <w:p>
+      <w:pPr>
         <w:numPr>
           <w:ilvl w:val="0"/>
           <w:numId w:val="10"/>
         </w:numPr>
       </w:pPr>
-      <w:r xmlns:w="http://schemas.openxmlformats.org/wordprocessingml/2006/main">
+      <w:r>
         <w:rPr>
           <w:b/>
           <w:bCs/>
         </w:rPr>
-        <w:lastRenderedPageBreak xmlns:w="http://schemas.openxmlformats.org/wordprocessingml/2006/main"/>
-      </w:r>
-      <w:r xmlns:w="http://schemas.openxmlformats.org/wordprocessingml/2006/main">
-        <w:rPr>
-          <w:b/>
-          <w:bCs/>
-        </w:rPr>
-        <w:t xml:space="preserve">Durabilité : </w:t>
-      </w:r>
-      <w:r xmlns:w="http://schemas.openxmlformats.org/wordprocessingml/2006/main">
-        <w:t xml:space="preserve">Le bois absorbe le CO₂ au lieu de l’émettre lors de sa production. C’est une ressource renouvelable dont la transformation nécessite beaucoup moins d’énergie que celle de l’acier ou du béton.</w:t>
-      </w:r>
-    </w:p>
-    <w:p>
-      <w:pPr xmlns:w="http://schemas.openxmlformats.org/wordprocessingml/2006/main">
+        <w:t>Durabilité:</w:t>
+      </w:r>
+      <w:r>
+        <w:t>Le bois saisit</w:t>
+      </w:r>
+      <w:r>
+        <w:t>CO₂</w:t>
+      </w:r>
+      <w:r>
+        <w:t>au lieu de les émettre pendant la production. Il s’agit d’une ressource renouvelable dont le traitement nécessite beaucoup moins d’énergie que l’acier ou le béton.</w:t>
+      </w:r>
+    </w:p>
+    <w:p>
+      <w:pPr>
         <w:numPr>
           <w:ilvl w:val="0"/>
           <w:numId w:val="10"/>
         </w:numPr>
       </w:pPr>
-      <w:r xmlns:w="http://schemas.openxmlformats.org/wordprocessingml/2006/main">
+      <w:r>
         <w:rPr>
           <w:b/>
           <w:bCs/>
         </w:rPr>
-        <w:t xml:space="preserve">Sécurité sismique : Grâce à l’élasticité naturelle du bois et à la capacité des joints mécaniques à dissiper l’énergie, </w:t>
-      </w:r>
-      <w:r xmlns:w="http://schemas.openxmlformats.org/wordprocessingml/2006/main">
-        <w:t xml:space="preserve">les structures X- </w:t>
-      </w:r>
-      <w:proofErr xmlns:w="http://schemas.openxmlformats.org/wordprocessingml/2006/main" w:type="spellStart"/>
-      <w:r xmlns:w="http://schemas.openxmlformats.org/wordprocessingml/2006/main">
-        <w:t xml:space="preserve">Lam </w:t>
-      </w:r>
-      <w:proofErr xmlns:w="http://schemas.openxmlformats.org/wordprocessingml/2006/main" w:type="spellEnd"/>
-      <w:r xmlns:w="http://schemas.openxmlformats.org/wordprocessingml/2006/main">
-        <w:t xml:space="preserve">figurent parmi les plus sûres en cas de tremblement de terre.</w:t>
-      </w:r>
-    </w:p>
-    <w:p>
-      <w:pPr xmlns:w="http://schemas.openxmlformats.org/wordprocessingml/2006/main">
+        <w:t>Sécurité sismique :</w:t>
+      </w:r>
+      <w:r>
+        <w:t>Grâce à l'élasticité naturelle du bois et à la capacité des joints mécaniques à dissiper l'énergie, les structures en</w:t>
+      </w:r>
+      <w:proofErr w:type="spellStart"/>
+      <w:r>
+        <w:t>Lam</w:t>
+      </w:r>
+      <w:proofErr w:type="spellEnd"/>
+      <w:r>
+        <w:t>ils sont parmi les plus sûrs en cas de tremblement de terre.</w:t>
+      </w:r>
+    </w:p>
+    <w:p>
+      <w:pPr>
         <w:numPr>
           <w:ilvl w:val="0"/>
           <w:numId w:val="10"/>
         </w:numPr>
       </w:pPr>
-      <w:r xmlns:w="http://schemas.openxmlformats.org/wordprocessingml/2006/main">
+      <w:r>
         <w:rPr>
           <w:b/>
           <w:bCs/>
         </w:rPr>
-        <w:t xml:space="preserve">Résistance au feu : </w:t>
-      </w:r>
-      <w:r xmlns:w="http://schemas.openxmlformats.org/wordprocessingml/2006/main">
-        <w:t xml:space="preserve">Contrairement à une idée répandue, le bois massif brûle lentement et de façon prévisible. La couche extérieure carbonisée protège le cœur du panneau, lui permettant de conserver sa capacité portante plus longtemps qu’une poutre en acier.</w:t>
-      </w:r>
-    </w:p>
-    <w:p>
-      <w:pPr xmlns:w="http://schemas.openxmlformats.org/wordprocessingml/2006/main">
+        <w:t>Résistance au feu :</w:t>
+      </w:r>
+      <w:r>
+        <w:t>Contrairement à la croyance populaire, le bois massif brûle lentement et de manière prévisible. La couche externe carbonisée protège le noyau du panneau, maintenant sa capacité portante plus longtemps qu'une poutre en acier.</w:t>
+      </w:r>
+    </w:p>
+    <w:p>
+      <w:pPr>
         <w:numPr>
           <w:ilvl w:val="0"/>
           <w:numId w:val="10"/>
         </w:numPr>
       </w:pPr>
-      <w:r xmlns:w="http://schemas.openxmlformats.org/wordprocessingml/2006/main">
+      <w:r>
         <w:rPr>
           <w:b/>
           <w:bCs/>
         </w:rPr>
-        <w:t xml:space="preserve">Rapidité de construction : </w:t>
-      </w:r>
-      <w:r xmlns:w="http://schemas.openxmlformats.org/wordprocessingml/2006/main">
-        <w:t xml:space="preserve">Les panneaux arrivent sur le chantier prédécoupés (grâce à des machines CNC de précision) et pré-percés pour les portes et les fenêtres. La structure d’une maison peut ainsi être assemblée en quelques jours seulement.</w:t>
+        <w:t>Vitesse de construction :</w:t>
+      </w:r>
+      <w:r>
+        <w:t>Les panneaux arrivent sur le chantier déjà découpés sur mesure (grâce à des machines CNC de précision) avec des trous pour les portes et fenêtres. Cela permet d’assembler la structure d’une maison en quelques jours seulement.</w:t>
       </w:r>
     </w:p>
     <w:p>
@@ -549,98 +641,98 @@
       </w:r>
     </w:p>
     <w:p>
-      <w:pPr xmlns:w="http://schemas.openxmlformats.org/wordprocessingml/2006/main">
+      <w:pPr>
         <w:rPr>
           <w:b/>
           <w:bCs/>
         </w:rPr>
       </w:pPr>
-      <w:r xmlns:w="http://schemas.openxmlformats.org/wordprocessingml/2006/main">
+      <w:r>
         <w:rPr>
           <w:b/>
           <w:bCs/>
         </w:rPr>
-        <w:t xml:space="preserve">Domaines d'application</w:t>
-      </w:r>
-    </w:p>
-    <w:p>
-      <w:r xmlns:w="http://schemas.openxmlformats.org/wordprocessingml/2006/main">
-        <w:t xml:space="preserve">Alors que par le passé le bois était limité aux cabanes ou aux petits bâtiments, X- </w:t>
-      </w:r>
-      <w:proofErr xmlns:w="http://schemas.openxmlformats.org/wordprocessingml/2006/main" w:type="spellStart"/>
-      <w:r xmlns:w="http://schemas.openxmlformats.org/wordprocessingml/2006/main">
-        <w:t xml:space="preserve">Lam </w:t>
-      </w:r>
-      <w:proofErr xmlns:w="http://schemas.openxmlformats.org/wordprocessingml/2006/main" w:type="spellEnd"/>
-      <w:r xmlns:w="http://schemas.openxmlformats.org/wordprocessingml/2006/main">
-        <w:t xml:space="preserve">permet aujourd'hui la construction de :</w:t>
-      </w:r>
-    </w:p>
-    <w:p>
-      <w:pPr xmlns:w="http://schemas.openxmlformats.org/wordprocessingml/2006/main">
+        <w:t>Domaines d'application</w:t>
+      </w:r>
+    </w:p>
+    <w:p>
+      <w:r>
+        <w:t>Alors qu'autrefois le bois se limitait aux cabanes ou aux petits bâtiments, le</w:t>
+      </w:r>
+      <w:proofErr w:type="spellStart"/>
+      <w:r>
+        <w:t>Lam</w:t>
+      </w:r>
+      <w:proofErr w:type="spellEnd"/>
+      <w:r>
+        <w:t>permet aujourd'hui la construction de :</w:t>
+      </w:r>
+    </w:p>
+    <w:p>
+      <w:pPr>
         <w:numPr>
           <w:ilvl w:val="0"/>
           <w:numId w:val="11"/>
         </w:numPr>
       </w:pPr>
-      <w:r xmlns:w="http://schemas.openxmlformats.org/wordprocessingml/2006/main">
+      <w:r>
         <w:rPr>
           <w:b/>
           <w:bCs/>
         </w:rPr>
-        <w:t xml:space="preserve">Immeubles à plusieurs étages : </w:t>
-      </w:r>
-      <w:r xmlns:w="http://schemas.openxmlformats.org/wordprocessingml/2006/main">
-        <w:t xml:space="preserve">Il existe déjà des gratte-ciel en bois de plus de 20 étages.</w:t>
-      </w:r>
-    </w:p>
-    <w:p>
-      <w:pPr xmlns:w="http://schemas.openxmlformats.org/wordprocessingml/2006/main">
+        <w:t>Bâtiments à plusieurs étages :</w:t>
+      </w:r>
+      <w:r>
+        <w:t>Il existe déjà des gratte-ciel en bois qui dépassent les 20 étages.</w:t>
+      </w:r>
+    </w:p>
+    <w:p>
+      <w:pPr>
         <w:numPr>
           <w:ilvl w:val="0"/>
           <w:numId w:val="11"/>
         </w:numPr>
       </w:pPr>
-      <w:r xmlns:w="http://schemas.openxmlformats.org/wordprocessingml/2006/main">
+      <w:r>
         <w:rPr>
           <w:b/>
           <w:bCs/>
         </w:rPr>
-        <w:t xml:space="preserve">Écoles et bâtiments publics : </w:t>
-      </w:r>
-      <w:r xmlns:w="http://schemas.openxmlformats.org/wordprocessingml/2006/main">
-        <w:t xml:space="preserve">grâce à d'excellentes performances thermiques et acoustiques.</w:t>
-      </w:r>
-    </w:p>
-    <w:p>
-      <w:pPr xmlns:w="http://schemas.openxmlformats.org/wordprocessingml/2006/main">
+        <w:t>Ecoles et équipements publics :</w:t>
+      </w:r>
+      <w:r>
+        <w:t>Grâce aux excellentes performances thermiques et acoustiques.</w:t>
+      </w:r>
+    </w:p>
+    <w:p>
+      <w:pPr>
         <w:numPr>
           <w:ilvl w:val="0"/>
           <w:numId w:val="11"/>
         </w:numPr>
       </w:pPr>
-      <w:r xmlns:w="http://schemas.openxmlformats.org/wordprocessingml/2006/main">
+      <w:r>
         <w:rPr>
           <w:b/>
           <w:bCs/>
         </w:rPr>
-        <w:t xml:space="preserve">Atouts supplémentaires : </w:t>
-      </w:r>
-      <w:r xmlns:w="http://schemas.openxmlformats.org/wordprocessingml/2006/main">
-        <w:t xml:space="preserve">Grâce à sa légèreté, il est idéal pour ajouter des étages aux bâtiments existants sans surcharger les fondations.</w:t>
-      </w:r>
-    </w:p>
-    <w:p>
-      <w:r xmlns:w="http://schemas.openxmlformats.org/wordprocessingml/2006/main">
-        <w:t xml:space="preserve">En résumé, le X- </w:t>
-      </w:r>
-      <w:proofErr xmlns:w="http://schemas.openxmlformats.org/wordprocessingml/2006/main" w:type="spellStart"/>
-      <w:r xmlns:w="http://schemas.openxmlformats.org/wordprocessingml/2006/main">
-        <w:t xml:space="preserve">Lam </w:t>
-      </w:r>
-      <w:proofErr xmlns:w="http://schemas.openxmlformats.org/wordprocessingml/2006/main" w:type="spellEnd"/>
-      <w:r xmlns:w="http://schemas.openxmlformats.org/wordprocessingml/2006/main">
-        <w:t xml:space="preserve">est considéré comme le « béton du futur », alliant la robustesse des structures massives à la flexibilité et à la chaleur du bois.</w:t>
+        <w:t>Dévers :</w:t>
+      </w:r>
+      <w:r>
+        <w:t>Étant léger, il est parfait pour ajouter des étages aux bâtiments existants sans surcharger les fondations.</w:t>
+      </w:r>
+    </w:p>
+    <w:p>
+      <w:r>
+        <w:t>En résumé, le</w:t>
+      </w:r>
+      <w:proofErr w:type="spellStart"/>
+      <w:r>
+        <w:t>Lam</w:t>
+      </w:r>
+      <w:proofErr w:type="spellEnd"/>
+      <w:r>
+        <w:t>il est considéré comme le « béton du futur », alliant la résistance des structures massives à la flexibilité et à la chaleur du bois.</w:t>
       </w:r>
     </w:p>
     <w:p>
@@ -650,41 +742,41 @@
     </w:p>
     <w:p/>
     <w:p>
-      <w:pPr xmlns:w="http://schemas.openxmlformats.org/wordprocessingml/2006/main">
+      <w:pPr>
         <w:pStyle w:val="Titolo2"/>
       </w:pPr>
-      <w:r xmlns:w="http://schemas.openxmlformats.org/wordprocessingml/2006/main">
-        <w:t xml:space="preserve">Qui était Aldo Vandini ?</w:t>
-      </w:r>
-    </w:p>
-    <w:p>
-      <w:r xmlns:w="http://schemas.openxmlformats.org/wordprocessingml/2006/main">
-        <w:t xml:space="preserve">Aldo Vandini était un architecte et urbaniste italien de renom, dont l'activité s'est concentrée principalement dans la seconde moitié du XXe siècle, laissant une empreinte significative notamment sur le tissu urbain de </w:t>
-      </w:r>
-      <w:r xmlns:w="http://schemas.openxmlformats.org/wordprocessingml/2006/main">
+      <w:r>
+        <w:t>Qui était Aldo Vandini ?</w:t>
+      </w:r>
+    </w:p>
+    <w:p>
+      <w:r>
+        <w:t>Aldo Vandini était un important architecte et urbaniste italien, dont l'activité s'est concentrée principalement dans la seconde moitié du XXe siècle, laissant une empreinte significative notamment sur le tissu urbain de</w:t>
+      </w:r>
+      <w:r>
         <w:rPr>
           <w:b/>
           <w:bCs/>
         </w:rPr>
-        <w:t xml:space="preserve">Bologne </w:t>
-      </w:r>
-      <w:r xmlns:w="http://schemas.openxmlformats.org/wordprocessingml/2006/main">
-        <w:t xml:space="preserve">.</w:t>
-      </w:r>
-    </w:p>
-    <w:p>
-      <w:r xmlns:w="http://schemas.openxmlformats.org/wordprocessingml/2006/main">
-        <w:t xml:space="preserve">Sa figure est étroitement liée à une vision de l'architecture comprise comme un </w:t>
-      </w:r>
-      <w:r xmlns:w="http://schemas.openxmlformats.org/wordprocessingml/2006/main">
+        <w:t>Bologne</w:t>
+      </w:r>
+      <w:r>
+        <w:t>.</w:t>
+      </w:r>
+    </w:p>
+    <w:p>
+      <w:r>
+        <w:t>Sa figure est étroitement liée à une vision de l'architecture comprise comme</w:t>
+      </w:r>
+      <w:r>
         <w:rPr>
           <w:b/>
           <w:bCs/>
         </w:rPr>
-        <w:t xml:space="preserve">service public </w:t>
-      </w:r>
-      <w:r xmlns:w="http://schemas.openxmlformats.org/wordprocessingml/2006/main">
-        <w:t xml:space="preserve">et un outil de réaménagement social, intervenant souvent dans les contextes du logement social et de l'urbanisme.</w:t>
+        <w:t>fonction publique</w:t>
+      </w:r>
+      <w:r>
+        <w:t>et un outil de réaménagement social, opérant souvent dans des contextes de logement public et d'urbanisme.</w:t>
       </w:r>
     </w:p>
     <w:p>
@@ -695,151 +787,151 @@
       </w:r>
     </w:p>
     <w:p>
-      <w:pPr xmlns:w="http://schemas.openxmlformats.org/wordprocessingml/2006/main">
+      <w:pPr>
         <w:rPr>
           <w:b/>
           <w:bCs/>
         </w:rPr>
       </w:pPr>
-      <w:r xmlns:w="http://schemas.openxmlformats.org/wordprocessingml/2006/main">
+      <w:r>
         <w:rPr>
           <w:b/>
           <w:bCs/>
         </w:rPr>
-        <w:t xml:space="preserve">Domaines d'intervention et style</w:t>
-      </w:r>
-    </w:p>
-    <w:p>
-      <w:r xmlns:w="http://schemas.openxmlformats.org/wordprocessingml/2006/main">
-        <w:t xml:space="preserve">Vandini a interprété le langage du modernisme en le filtrant à travers les besoins pratiques de l'après-guerre et la croissance urbaine des années 1960 et 1970. Ses caractéristiques distinctives comprennent :</w:t>
-      </w:r>
-    </w:p>
-    <w:p>
-      <w:pPr xmlns:w="http://schemas.openxmlformats.org/wordprocessingml/2006/main">
+        <w:t>Domaines d’intervention et style</w:t>
+      </w:r>
+    </w:p>
+    <w:p>
+      <w:r>
+        <w:t>Vandini a interprété le langage du modernisme en le filtrant à travers les besoins pratiques de l'après-guerre et la croissance urbaine des années 60 et 70. Ses caractéristiques distinctives comprennent :</w:t>
+      </w:r>
+    </w:p>
+    <w:p>
+      <w:pPr>
         <w:numPr>
           <w:ilvl w:val="0"/>
           <w:numId w:val="7"/>
         </w:numPr>
       </w:pPr>
-      <w:r xmlns:w="http://schemas.openxmlformats.org/wordprocessingml/2006/main">
+      <w:r>
         <w:rPr>
           <w:b/>
           <w:bCs/>
         </w:rPr>
-        <w:t xml:space="preserve">Rigueur fonctionnelle : </w:t>
-      </w:r>
-      <w:r xmlns:w="http://schemas.openxmlformats.org/wordprocessingml/2006/main">
-        <w:t xml:space="preserve">une approche qui privilégie la rationalité des espaces et la solidité des matériaux.</w:t>
-      </w:r>
-    </w:p>
-    <w:p>
-      <w:pPr xmlns:w="http://schemas.openxmlformats.org/wordprocessingml/2006/main">
+        <w:t>Rigueur fonctionnelle :</w:t>
+      </w:r>
+      <w:r>
+        <w:t>Une approche qui privilégie la rationalité des espaces et la solidité des matériaux.</w:t>
+      </w:r>
+    </w:p>
+    <w:p>
+      <w:pPr>
         <w:numPr>
           <w:ilvl w:val="0"/>
           <w:numId w:val="7"/>
         </w:numPr>
       </w:pPr>
-      <w:r xmlns:w="http://schemas.openxmlformats.org/wordprocessingml/2006/main">
+      <w:r>
         <w:rPr>
           <w:b/>
           <w:bCs/>
         </w:rPr>
-        <w:t xml:space="preserve">Planification urbaine participative : </w:t>
-      </w:r>
-      <w:r xmlns:w="http://schemas.openxmlformats.org/wordprocessingml/2006/main">
-        <w:t xml:space="preserve">une attention particulière est portée à l’intégration des bâtiments dans le contexte social préexistant, afin d’éviter l’effet « cathédrale dans le désert ».</w:t>
-      </w:r>
-    </w:p>
-    <w:p>
-      <w:pPr xmlns:w="http://schemas.openxmlformats.org/wordprocessingml/2006/main">
+        <w:t>Planification urbaine participative :</w:t>
+      </w:r>
+      <w:r>
+        <w:t>Une attention particulière à l'intégration des bâtiments dans le contexte social préexistant, en évitant l'effet « cathédrale dans le désert ».</w:t>
+      </w:r>
+    </w:p>
+    <w:p>
+      <w:pPr>
         <w:numPr>
           <w:ilvl w:val="0"/>
           <w:numId w:val="7"/>
         </w:numPr>
       </w:pPr>
-      <w:r xmlns:w="http://schemas.openxmlformats.org/wordprocessingml/2006/main">
+      <w:r>
         <w:rPr>
           <w:b/>
           <w:bCs/>
         </w:rPr>
-        <w:t xml:space="preserve">Expérimentation typologique : </w:t>
-      </w:r>
-      <w:r xmlns:w="http://schemas.openxmlformats.org/wordprocessingml/2006/main">
-        <w:t xml:space="preserve">La recherche de nouvelles formes de vie collective qui garantissent la dignité et les services aux résidents.</w:t>
-      </w:r>
-    </w:p>
-    <w:p>
-      <w:pPr xmlns:w="http://schemas.openxmlformats.org/wordprocessingml/2006/main">
+        <w:t>Expérimentation typologique :</w:t>
+      </w:r>
+      <w:r>
+        <w:t>La recherche de nouvelles formes de vie collective qui garantiraient dignité et services aux habitants.</w:t>
+      </w:r>
+    </w:p>
+    <w:p>
+      <w:pPr>
         <w:rPr>
           <w:b/>
           <w:bCs/>
         </w:rPr>
       </w:pPr>
-      <w:r xmlns:w="http://schemas.openxmlformats.org/wordprocessingml/2006/main">
+      <w:r>
         <w:rPr>
           <w:b/>
           <w:bCs/>
         </w:rPr>
-        <w:t xml:space="preserve">Œuvres et projets importants</w:t>
-      </w:r>
-    </w:p>
-    <w:p>
-      <w:r xmlns:w="http://schemas.openxmlformats.org/wordprocessingml/2006/main">
-        <w:t xml:space="preserve">Bien que sa signature figure sur de nombreux plans directeurs et projets de conseil technique, certains projets bolonais ont marqué sa carrière :</w:t>
-      </w:r>
-    </w:p>
-    <w:p>
-      <w:pPr xmlns:w="http://schemas.openxmlformats.org/wordprocessingml/2006/main">
+        <w:t>Travaux et projets importants</w:t>
+      </w:r>
+    </w:p>
+    <w:p>
+      <w:r>
+        <w:t>Bien que sa signature apparaisse dans de nombreux plans directeurs et conseils techniques, certains projets bolognais définissent sa carrière :</w:t>
+      </w:r>
+    </w:p>
+    <w:p>
+      <w:pPr>
         <w:numPr>
           <w:ilvl w:val="0"/>
           <w:numId w:val="8"/>
         </w:numPr>
       </w:pPr>
-      <w:r xmlns:w="http://schemas.openxmlformats.org/wordprocessingml/2006/main">
+      <w:r>
         <w:rPr>
           <w:b/>
           <w:bCs/>
         </w:rPr>
-        <w:t xml:space="preserve">Le quartier Barca : </w:t>
-      </w:r>
-      <w:r xmlns:w="http://schemas.openxmlformats.org/wordprocessingml/2006/main">
-        <w:t xml:space="preserve">Il a collaboré à l’un des projets d’urbanisme les plus ambitieux de Bologne, initialement coordonné par Giuseppe Vaccaro. Vandini a contribué à la définition de ce « morceau de ville » autosuffisant.</w:t>
-      </w:r>
-    </w:p>
-    <w:p>
-      <w:pPr xmlns:w="http://schemas.openxmlformats.org/wordprocessingml/2006/main">
+        <w:t>Le quartier du Barça :</w:t>
+      </w:r>
+      <w:r>
+        <w:t>Il a collaboré à l'un des projets d'urbanisme les plus ambitieux de Bologne, initialement coordonné par Giuseppe Vaccaro. Vandini a contribué à la définition de ce « morceau de ville » autosuffisant.</w:t>
+      </w:r>
+    </w:p>
+    <w:p>
+      <w:pPr>
         <w:numPr>
           <w:ilvl w:val="0"/>
           <w:numId w:val="8"/>
         </w:numPr>
       </w:pPr>
-      <w:r xmlns:w="http://schemas.openxmlformats.org/wordprocessingml/2006/main">
+      <w:r>
         <w:rPr>
           <w:b/>
           <w:bCs/>
         </w:rPr>
-        <w:t xml:space="preserve">Logement social : </w:t>
-      </w:r>
-      <w:r xmlns:w="http://schemas.openxmlformats.org/wordprocessingml/2006/main">
-        <w:t xml:space="preserve">Il a été une figure clé de l'Istituto Autonomo Case Popolari (IACP), concevant des complexes qui cherchaient à dépasser le concept de « dortoir » grâce à l'inclusion de verdure et d'espaces communs.</w:t>
-      </w:r>
-    </w:p>
-    <w:p>
-      <w:pPr xmlns:w="http://schemas.openxmlformats.org/wordprocessingml/2006/main">
+        <w:t>Construction résidentielle publique :</w:t>
+      </w:r>
+      <w:r>
+        <w:t>Il a été une figure clé de l'Istituto Autonomo Case Popolari (IACP), en concevant des complexes qui cherchaient à dépasser le concept de « dortoir » grâce à l'inclusion de verdure et d'espaces communs.</w:t>
+      </w:r>
+    </w:p>
+    <w:p>
+      <w:pPr>
         <w:numPr>
           <w:ilvl w:val="0"/>
           <w:numId w:val="8"/>
         </w:numPr>
       </w:pPr>
-      <w:r xmlns:w="http://schemas.openxmlformats.org/wordprocessingml/2006/main">
+      <w:r>
         <w:rPr>
           <w:b/>
           <w:bCs/>
         </w:rPr>
-        <w:t xml:space="preserve">Restauration et conservation : </w:t>
-      </w:r>
-      <w:r xmlns:w="http://schemas.openxmlformats.org/wordprocessingml/2006/main">
-        <w:t xml:space="preserve">Outre les nouvelles constructions, Vandini s'est impliquée dans la protection du patrimoine architectural, participant au débat sur la restauration des centres historiques.</w:t>
+        <w:t>Restauration et conservation :</w:t>
+      </w:r>
+      <w:r>
+        <w:t>Outre la nouvelle construction, Vandini s'est occupé de la protection du patrimoine architectural, en participant au débat sur la récupération des centres historiques.</w:t>
       </w:r>
     </w:p>
     <w:p>
@@ -850,41 +942,38 @@
       </w:r>
     </w:p>
     <w:p>
-      <w:pPr xmlns:w="http://schemas.openxmlformats.org/wordprocessingml/2006/main">
+      <w:pPr>
         <w:rPr>
           <w:b/>
           <w:bCs/>
         </w:rPr>
       </w:pPr>
-      <w:r xmlns:w="http://schemas.openxmlformats.org/wordprocessingml/2006/main">
+      <w:r>
         <w:rPr>
           <w:b/>
           <w:bCs/>
         </w:rPr>
-        <w:t xml:space="preserve">Un héritage civil</w:t>
-      </w:r>
-    </w:p>
-    <w:p>
-      <w:r xmlns:w="http://schemas.openxmlformats.org/wordprocessingml/2006/main">
-        <w:lastRenderedPageBreak xmlns:w="http://schemas.openxmlformats.org/wordprocessingml/2006/main"/>
-      </w:r>
-      <w:r xmlns:w="http://schemas.openxmlformats.org/wordprocessingml/2006/main">
-        <w:t xml:space="preserve">Aldo Vandini est resté dans les mémoires non seulement pour ses réalisations architecturales, mais aussi pour son engagement envers </w:t>
-      </w:r>
-      <w:r xmlns:w="http://schemas.openxmlformats.org/wordprocessingml/2006/main">
+        <w:t>Un patrimoine civil</w:t>
+      </w:r>
+    </w:p>
+    <w:p>
+      <w:r>
+        <w:t>On se souvient d'Aldo Vandini non seulement pour ses bâtiments individuels, mais aussi pour son engagement envers ceux-ci.</w:t>
+      </w:r>
+      <w:r>
         <w:rPr>
           <w:b/>
           <w:bCs/>
         </w:rPr>
-        <w:t xml:space="preserve">les institutions professionnelles </w:t>
-      </w:r>
-      <w:r xmlns:w="http://schemas.openxmlformats.org/wordprocessingml/2006/main">
-        <w:t xml:space="preserve">. Il a longtemps œuvré au sein de l'Ordre des architectes, défendant la qualité du design comme un droit fondamental et la transparence dans les processus de construction.</w:t>
-      </w:r>
-    </w:p>
-    <w:p>
-      <w:r xmlns:w="http://schemas.openxmlformats.org/wordprocessingml/2006/main">
-        <w:t xml:space="preserve">Son œuvre représente ce courant de l'architecture italienne capable d'allier l'esthétique du béton et de la brique à une profonde éthique de la construction.</w:t>
+        <w:t>établissements professionnels</w:t>
+      </w:r>
+      <w:r>
+        <w:t>. Il est actif depuis longtemps au sein de l'Ordre des Architectes, luttant pour la qualité du projet en tant que droit citoyen et pour la transparence des processus de construction.</w:t>
+      </w:r>
+    </w:p>
+    <w:p>
+      <w:r>
+        <w:t>Son travail représente cette tendance de l'architecture italienne capable de combiner l'esthétique du béton et de la brique avec une profonde éthique de la construction.</w:t>
       </w:r>
     </w:p>
     <w:p/>
@@ -2440,7 +2529,7 @@
         <w:kern w:val="2"/>
         <w:sz w:val="24"/>
         <w:szCs w:val="24"/>
-        <w:lang w:val="fr" w:eastAsia="en-US" w:bidi="ar-SA"/>
+        <w:lang w:val="it-IT" w:eastAsia="en-US" w:bidi="ar-SA"/>
         <w14:ligatures w14:val="standardContextual"/>
       </w:rPr>
     </w:rPrDefault>

--- a/DOCS_DA_CONVERTIRE/stabile-legno-vandini_fr.docx
+++ b/DOCS_DA_CONVERTIRE/stabile-legno-vandini_fr.docx
@@ -78,38 +78,12 @@
         <w:rPr>
           <w:noProof/>
         </w:rPr>
-        <w:t>[</w:t>
-      </w:r>
-      <w:r>
-        <w:rPr>
-          <w:noProof/>
-        </w:rPr>
-        <w:t>SPLIT_BLOCK :</w:t>
-      </w:r>
-      <w:r>
-        <w:rPr>
-          <w:noProof/>
-        </w:rPr>
-        <w:t>lavabos-en-bois-écurie-un</w:t>
-      </w:r>
-      <w:r>
-        <w:rPr>
-          <w:noProof/>
-        </w:rPr>
-        <w:t>]</w:t>
-      </w:r>
-    </w:p>
-    <w:p>
-      <w:r>
-        <w:t>Fabriqué avec une structure porteuse en bois (technologie X</w:t>
-      </w:r>
-      <w:proofErr w:type="spellStart"/>
-      <w:r>
-        <w:t>Lam</w:t>
-      </w:r>
-      <w:proofErr w:type="spellEnd"/>
-      <w:r>
-        <w:t>), le bâtiment se distingue par sa haute performance énergétique et l'utilisation de matériaux naturels. Aldo Vandini a voulu créer un « dialogue matériel » : la chaleur du bois à l'intérieur et une façade extérieure qui, bien que contemporaine, respecte les rythmes et les proportions des bâtiments bolognais environnants.</w:t>
+        <w:t>[SPLIT_BLOCK:stabile-legno-vandini-uno.jpg]</w:t>
+      </w:r>
+    </w:p>
+    <w:p>
+      <w:r>
+        <w:t>Fabriqué avec une structure porteuse en bois (technologie XLam), le bâtiment se distingue par sa haute performance énergétique et l'utilisation de matériaux naturels. Aldo Vandini a voulu créer un « dialogue matériel » : la chaleur du bois à l'intérieur et une façade extérieure qui, bien que contemporaine, respecte les rythmes et les proportions des bâtiments bolognais environnants.</w:t>
       </w:r>
     </w:p>
     <w:p/>
@@ -125,6 +99,7 @@
         <w:rPr>
           <w:noProof/>
         </w:rPr>
+        <w:lastRenderedPageBreak/>
         <w:drawing>
           <wp:inline distT="0" distB="0" distL="0" distR="0" wp14:anchorId="4A0F86BD" wp14:editId="4360B0C4">
             <wp:extent cx="6120130" cy="3903980"/>
@@ -174,38 +149,7 @@
         <w:rPr>
           <w:noProof/>
         </w:rPr>
-        <w:t>[</w:t>
-      </w:r>
-      <w:r>
-        <w:rPr>
-          <w:noProof/>
-        </w:rPr>
-        <w:t>SPLIT_BLOCK :</w:t>
-      </w:r>
-      <w:r>
-        <w:rPr>
-          <w:noProof/>
-        </w:rPr>
-        <w:t xml:space="preserve"> </w:t>
-      </w:r>
-      <w:r>
-        <w:rPr>
-          <w:noProof/>
-        </w:rPr>
-        <w:t>image_name_two</w:t>
-      </w:r>
-      <w:r>
-        <w:rPr>
-          <w:noProof/>
-        </w:rPr>
-        <w:t>.jpg</w:t>
-      </w:r>
-      <w:r>
-        <w:rPr>
-          <w:noProof/>
-          <w:u w:val="single"/>
-        </w:rPr>
-        <w:t>]</w:t>
+        <w:t>[SPLIT_BLOCK:stabile-legno-vandini-due.jpg]</w:t>
       </w:r>
     </w:p>
     <w:p>
@@ -231,25 +175,19 @@
           <w:b/>
           <w:bCs/>
         </w:rPr>
-        <w:t>X-</w:t>
-      </w:r>
-      <w:proofErr w:type="spellStart"/>
+        <w:t>X-Lam</w:t>
+      </w:r>
+      <w:r>
+        <w:t>(également connu sous le nom</w:t>
+      </w:r>
+      <w:r>
+        <w:t xml:space="preserve"> </w:t>
+      </w:r>
       <w:r>
         <w:rPr>
           <w:b/>
           <w:bCs/>
         </w:rPr>
-        <w:t>Lam</w:t>
-      </w:r>
-      <w:proofErr w:type="spellEnd"/>
-      <w:r>
-        <w:t>(également connu sous le nom</w:t>
-      </w:r>
-      <w:r>
-        <w:rPr>
-          <w:b/>
-          <w:bCs/>
-        </w:rPr>
         <w:t>CLT</w:t>
       </w:r>
       <w:r>
@@ -260,23 +198,7 @@
           <w:i/>
           <w:iCs/>
         </w:rPr>
-        <w:t>Croix</w:t>
-      </w:r>
-      <w:proofErr w:type="spellStart"/>
-      <w:r>
-        <w:rPr>
-          <w:i/>
-          <w:iCs/>
-        </w:rPr>
-        <w:t>Feuilleté</w:t>
-      </w:r>
-      <w:proofErr w:type="spellEnd"/>
-      <w:r>
-        <w:rPr>
-          <w:i/>
-          <w:iCs/>
-        </w:rPr>
-        <w:t>Bois</w:t>
+        <w:t>CroixFeuilletéBois</w:t>
       </w:r>
       <w:r>
         <w:t>) représente l'une des innovations les plus significatives dans le domaine de la construction durable. Il s’agit d’un système constructif basé sur des panneaux lamellés-croisés en bois massif lamellé-croisé.</w:t>
@@ -287,28 +209,12 @@
         <w:pStyle w:val="Titolo2"/>
       </w:pPr>
       <w:r>
-        <w:t>Comment est fabriqué un panneau X</w:t>
-      </w:r>
-      <w:proofErr w:type="spellStart"/>
-      <w:r>
-        <w:t>Lam</w:t>
-      </w:r>
-      <w:proofErr w:type="spellEnd"/>
-      <w:r>
-        <w:t>?</w:t>
-      </w:r>
-    </w:p>
-    <w:p>
-      <w:r>
-        <w:t>Un panneau X</w:t>
-      </w:r>
-      <w:proofErr w:type="spellStart"/>
-      <w:r>
-        <w:t>Lam</w:t>
-      </w:r>
-      <w:proofErr w:type="spellEnd"/>
-      <w:r>
-        <w:t>il est composé de plusieurs couches (généralement 3, 5 ou 7) de planches de bois de conifère (souvent du sapin), séchées et superposées de manière à ce que le grain de chaque couche soit</w:t>
+        <w:t>Comment est fabriqué un panneau XLam?</w:t>
+      </w:r>
+    </w:p>
+    <w:p>
+      <w:r>
+        <w:t>Un panneau XLamil est composé de plusieurs couches (généralement 3, 5 ou 7) de planches de bois de conifère (souvent du sapin), séchées et superposées de manière à ce que le grain de chaque couche soit</w:t>
       </w:r>
       <w:r>
         <w:rPr>
@@ -364,6 +270,7 @@
     </w:p>
     <w:p>
       <w:r>
+        <w:lastRenderedPageBreak/>
         <w:pict w14:anchorId="3C144B73">
           <v:rect id="_x0000_i1025" style="width:0;height:1.5pt" o:hralign="center" o:hrstd="t" o:hrnoshade="t" o:hr="t" fillcolor="gray" stroked="f"/>
         </w:pict>
@@ -431,19 +338,7 @@
         <w:rPr>
           <w:noProof/>
         </w:rPr>
-        <w:t>[SPLIT_BLOCK:</w:t>
-      </w:r>
-      <w:r>
-        <w:rPr>
-          <w:noProof/>
-        </w:rPr>
-        <w:t xml:space="preserve"> </w:t>
-      </w:r>
-      <w:r>
-        <w:rPr>
-          <w:noProof/>
-        </w:rPr>
-        <w:t>Technologie X-Lam.jpg</w:t>
+        <w:t>[SPLIT_BLOCK:tecnologia_x-lam.jpg</w:t>
       </w:r>
       <w:r>
         <w:rPr>
@@ -455,82 +350,17 @@
     </w:p>
     <w:p/>
     <w:p>
-      <w:r>
-        <w:t>{</w:t>
-      </w:r>
-      <w:r>
-        <w:rPr>
-          <w:i/>
-          <w:iCs/>
-        </w:rPr>
-        <w:t>remplacer cette phrase délimitée par des accolades</w:t>
-      </w:r>
-      <w:r>
-        <w:rPr>
-          <w:i/>
-          <w:iCs/>
-        </w:rPr>
-        <w:t>(y compris les accolades)</w:t>
-      </w:r>
-      <w:r>
-        <w:rPr>
-          <w:i/>
-          <w:iCs/>
-        </w:rPr>
-        <w:t>avec le texte du document à placer</w:t>
-      </w:r>
-      <w:r>
-        <w:rPr>
-          <w:i/>
-          <w:iCs/>
-        </w:rPr>
-        <w:t>entre la seconde</w:t>
-      </w:r>
-      <w:r>
-        <w:rPr>
-          <w:i/>
-          <w:iCs/>
-        </w:rPr>
-        <w:t xml:space="preserve"> </w:t>
-      </w:r>
-      <w:r>
-        <w:rPr>
-          <w:i/>
-          <w:iCs/>
-        </w:rPr>
-        <w:t>et le troisième</w:t>
-      </w:r>
-      <w:r>
-        <w:rPr>
-          <w:i/>
-          <w:iCs/>
-        </w:rPr>
-        <w:t>image</w:t>
-      </w:r>
-      <w:r>
-        <w:t>}</w:t>
-      </w:r>
-    </w:p>
-    <w:p>
       <w:pPr>
         <w:rPr>
           <w:b/>
           <w:bCs/>
         </w:rPr>
       </w:pPr>
-    </w:p>
-    <w:p>
-      <w:pPr>
+      <w:r>
         <w:rPr>
           <w:b/>
           <w:bCs/>
         </w:rPr>
-      </w:pPr>
-      <w:r>
-        <w:rPr>
-          <w:b/>
-          <w:bCs/>
-        </w:rPr>
         <w:t>Les principaux avantages</w:t>
       </w:r>
     </w:p>
@@ -538,11 +368,15 @@
       <w:r>
         <w:t>L'utilisation du</w:t>
       </w:r>
-      <w:proofErr w:type="spellStart"/>
+      <w:r>
+        <w:t xml:space="preserve"> X-</w:t>
+      </w:r>
       <w:r>
         <w:t>Lam</w:t>
       </w:r>
-      <w:proofErr w:type="spellEnd"/>
+      <w:r>
+        <w:t xml:space="preserve"> </w:t>
+      </w:r>
       <w:r>
         <w:t>révolutionne la manière de construire pour plusieurs raisons :</w:t>
       </w:r>
@@ -565,7 +399,13 @@
         <w:t>Le bois saisit</w:t>
       </w:r>
       <w:r>
+        <w:t xml:space="preserve"> </w:t>
+      </w:r>
+      <w:r>
         <w:t>CO₂</w:t>
+      </w:r>
+      <w:r>
+        <w:t xml:space="preserve"> </w:t>
       </w:r>
       <w:r>
         <w:t>au lieu de les émettre pendant la production. Il s’agit d’une ressource renouvelable dont le traitement nécessite beaucoup moins d’énergie que l’acier ou le béton.</w:t>
@@ -588,13 +428,11 @@
       <w:r>
         <w:t>Grâce à l'élasticité naturelle du bois et à la capacité des joints mécaniques à dissiper l'énergie, les structures en</w:t>
       </w:r>
-      <w:proofErr w:type="spellStart"/>
-      <w:r>
-        <w:t>Lam</w:t>
-      </w:r>
-      <w:proofErr w:type="spellEnd"/>
-      <w:r>
-        <w:t>ils sont parmi les plus sûrs en cas de tremblement de terre.</w:t>
+      <w:r>
+        <w:t xml:space="preserve"> </w:t>
+      </w:r>
+      <w:r>
+        <w:t>Lamils sont parmi les plus sûrs en cas de tremblement de terre.</w:t>
       </w:r>
     </w:p>
     <w:p>
@@ -657,15 +495,7 @@
     </w:p>
     <w:p>
       <w:r>
-        <w:t>Alors qu'autrefois le bois se limitait aux cabanes ou aux petits bâtiments, le</w:t>
-      </w:r>
-      <w:proofErr w:type="spellStart"/>
-      <w:r>
-        <w:t>Lam</w:t>
-      </w:r>
-      <w:proofErr w:type="spellEnd"/>
-      <w:r>
-        <w:t>permet aujourd'hui la construction de :</w:t>
+        <w:t>Alors qu'autrefois le bois se limitait aux cabanes ou aux petits bâtiments, leLampermet aujourd'hui la construction de :</w:t>
       </w:r>
     </w:p>
     <w:p>
@@ -716,6 +546,7 @@
           <w:b/>
           <w:bCs/>
         </w:rPr>
+        <w:lastRenderedPageBreak/>
         <w:t>Dévers :</w:t>
       </w:r>
       <w:r>
@@ -724,15 +555,7 @@
     </w:p>
     <w:p>
       <w:r>
-        <w:t>En résumé, le</w:t>
-      </w:r>
-      <w:proofErr w:type="spellStart"/>
-      <w:r>
-        <w:t>Lam</w:t>
-      </w:r>
-      <w:proofErr w:type="spellEnd"/>
-      <w:r>
-        <w:t>il est considéré comme le « béton du futur », alliant la résistance des structures massives à la flexibilité et à la chaleur du bois.</w:t>
+        <w:t>En résumé, leLamil est considéré comme le « béton du futur », alliant la résistance des structures massives à la flexibilité et à la chaleur du bois.</w:t>
       </w:r>
     </w:p>
     <w:p>
@@ -958,6 +781,7 @@
     </w:p>
     <w:p>
       <w:r>
+        <w:lastRenderedPageBreak/>
         <w:t>On se souvient d'Aldo Vandini non seulement pour ses bâtiments individuels, mais aussi pour son engagement envers ceux-ci.</w:t>
       </w:r>
       <w:r>
